--- a/src/content/bios/Myrdal-G 2014.docx
+++ b/src/content/bios/Myrdal-G 2014.docx
@@ -1,6 +1,6 @@
 
 <file path=word/document.xml><?xml version="1.0" encoding="utf-8"?>
-<w:document xmlns:wpc="http://schemas.microsoft.com/office/word/2010/wordprocessingCanvas" xmlns:cx="http://schemas.microsoft.com/office/drawing/2014/chartex" xmlns:cx1="http://schemas.microsoft.com/office/drawing/2015/9/8/chartex" xmlns:cx2="http://schemas.microsoft.com/office/drawing/2015/10/21/chartex" xmlns:cx3="http://schemas.microsoft.com/office/drawing/2016/5/9/chartex" xmlns:cx4="http://schemas.microsoft.com/office/drawing/2016/5/10/chartex" xmlns:cx5="http://schemas.microsoft.com/office/drawing/2016/5/11/chartex" xmlns:cx6="http://schemas.microsoft.com/office/drawing/2016/5/12/chartex" xmlns:cx7="http://schemas.microsoft.com/office/drawing/2016/5/13/chartex" xmlns:cx8="http://schemas.microsoft.com/office/drawing/2016/5/14/chartex" xmlns:mc="http://schemas.openxmlformats.org/markup-compatibility/2006" xmlns:aink="http://schemas.microsoft.com/office/drawing/2016/ink" xmlns:am3d="http://schemas.microsoft.com/office/drawing/2017/model3d" xmlns:o="urn:schemas-microsoft-com:office:office" xmlns:oel="http://schemas.microsoft.com/office/2019/extlst" xmlns:r="http://schemas.openxmlformats.org/officeDocument/2006/relationships" xmlns:m="http://schemas.openxmlformats.org/officeDocument/2006/math" xmlns:v="urn:schemas-microsoft-com:vml" xmlns:wp14="http://schemas.microsoft.com/office/word/2010/wordprocessingDrawing" xmlns:wp="http://schemas.openxmlformats.org/drawingml/2006/wordprocessingDrawing" xmlns:w10="urn:schemas-microsoft-com:office:word" xmlns:w="http://schemas.openxmlformats.org/wordprocessingml/2006/main" xmlns:w14="http://schemas.microsoft.com/office/word/2010/wordml" xmlns:w15="http://schemas.microsoft.com/office/word/2012/wordml" xmlns:w16cex="http://schemas.microsoft.com/office/word/2018/wordml/cex" xmlns:w16cid="http://schemas.microsoft.com/office/word/2016/wordml/cid" xmlns:w16="http://schemas.microsoft.com/office/word/2018/wordml" xmlns:w16du="http://schemas.microsoft.com/office/word/2023/wordml/word16du" xmlns:w16sdtdh="http://schemas.microsoft.com/office/word/2020/wordml/sdtdatahash" xmlns:w16sdtfl="http://schemas.microsoft.com/office/word/2024/wordml/sdtformatlock" xmlns:w16se="http://schemas.microsoft.com/office/word/2015/wordml/symex" xmlns:wpg="http://schemas.microsoft.com/office/word/2010/wordprocessingGroup" xmlns:wpi="http://schemas.microsoft.com/office/word/2010/wordprocessingInk" xmlns:wne="http://schemas.microsoft.com/office/word/2006/wordml" xmlns:wps="http://schemas.microsoft.com/office/word/2010/wordprocessingShape" mc:Ignorable="w14 w15 w16se w16cid w16 w16cex w16sdtdh w16sdtfl w16du wp14">
+<w:document xmlns:wpc="http://schemas.microsoft.com/office/word/2010/wordprocessingCanvas" xmlns:cx="http://schemas.microsoft.com/office/drawing/2014/chartex" xmlns:cx1="http://schemas.microsoft.com/office/drawing/2015/9/8/chartex" xmlns:cx2="http://schemas.microsoft.com/office/drawing/2015/10/21/chartex" xmlns:cx3="http://schemas.microsoft.com/office/drawing/2016/5/9/chartex" xmlns:cx4="http://schemas.microsoft.com/office/drawing/2016/5/10/chartex" xmlns:cx5="http://schemas.microsoft.com/office/drawing/2016/5/11/chartex" xmlns:cx6="http://schemas.microsoft.com/office/drawing/2016/5/12/chartex" xmlns:cx7="http://schemas.microsoft.com/office/drawing/2016/5/13/chartex" xmlns:cx8="http://schemas.microsoft.com/office/drawing/2016/5/14/chartex" xmlns:mc="http://schemas.openxmlformats.org/markup-compatibility/2006" xmlns:m="http://schemas.openxmlformats.org/officeDocument/2006/math" xmlns:aink="http://schemas.microsoft.com/office/drawing/2016/ink" xmlns:am3d="http://schemas.microsoft.com/office/drawing/2017/model3d" xmlns:oel="http://schemas.microsoft.com/office/2019/extlst" xmlns:r="http://schemas.openxmlformats.org/officeDocument/2006/relationships" xmlns:wp14="http://schemas.microsoft.com/office/word/2010/wordprocessingDrawing" xmlns:wp="http://schemas.openxmlformats.org/drawingml/2006/wordprocessingDrawing" xmlns:wpg="http://schemas.microsoft.com/office/word/2010/wordprocessingGroup" xmlns:wpi="http://schemas.microsoft.com/office/word/2010/wordprocessingInk" xmlns:wps="http://schemas.microsoft.com/office/word/2010/wordprocessingShape" xmlns:o="urn:schemas-microsoft-com:office:office" xmlns:v="urn:schemas-microsoft-com:vml" xmlns:w10="urn:schemas-microsoft-com:office:word" xmlns:w="http://schemas.openxmlformats.org/wordprocessingml/2006/main" xmlns:w14="http://schemas.microsoft.com/office/word/2010/wordml" xmlns:w15="http://schemas.microsoft.com/office/word/2012/wordml" xmlns:w16cei="http://schemas.microsoft.com/office/word/2026/wordml/cei" xmlns:w16cex="http://schemas.microsoft.com/office/word/2018/wordml/cex" xmlns:w16cid="http://schemas.microsoft.com/office/word/2016/wordml/cid" xmlns:w16="http://schemas.microsoft.com/office/word/2018/wordml" xmlns:w16sdtdh="http://schemas.microsoft.com/office/word/2020/wordml/sdtdatahash" xmlns:w16sdtfl="http://schemas.microsoft.com/office/word/2024/wordml/sdtformatlock" xmlns:w16se="http://schemas.microsoft.com/office/word/2015/wordml/symex" xmlns:w16du="http://schemas.microsoft.com/office/word/2023/wordml/word16du" xmlns:wne="http://schemas.microsoft.com/office/word/2006/wordml" mc:Ignorable="w14 w15 w16se w16cid w16 w16cex w16sdtdh w16sdtfl w16du wp14">
   <w:body>
     <w:p>
       <w:pPr>
@@ -4255,7 +4255,23 @@
           <w:color w:val="000000"/>
           <w:lang w:val="en-GB"/>
         </w:rPr>
-        <w:t xml:space="preserve"> </w:t>
+        <w:t xml:space="preserve">; C. Berg, </w:t>
+      </w:r>
+      <w:r>
+        <w:rPr>
+          <w:i/>
+          <w:iCs/>
+          <w:color w:val="000000"/>
+          <w:lang w:val="en-GB"/>
+        </w:rPr>
+        <w:t>Gunnar Myrdal: A Life of Many Dilemmas</w:t>
+      </w:r>
+      <w:r>
+        <w:rPr>
+          <w:color w:val="000000"/>
+          <w:lang w:val="en-GB"/>
+        </w:rPr>
+        <w:t xml:space="preserve">, Cham 2025 </w:t>
       </w:r>
       <w:r>
         <w:rPr>
@@ -4349,6 +4365,48 @@
           <w:lang w:val="en-GB"/>
         </w:rPr>
         <w:t xml:space="preserve"> March 2014 </w:t>
+      </w:r>
+    </w:p>
+    <w:p>
+      <w:pPr>
+        <w:jc w:val="both"/>
+        <w:rPr>
+          <w:bCs/>
+          <w:color w:val="000000"/>
+          <w:lang w:val="en-GB"/>
+        </w:rPr>
+      </w:pPr>
+      <w:r>
+        <w:rPr>
+          <w:bCs/>
+          <w:color w:val="000000"/>
+          <w:lang w:val="en-GB"/>
+        </w:rPr>
+        <w:t>23 Ju</w:t>
+      </w:r>
+      <w:r>
+        <w:rPr>
+          <w:bCs/>
+          <w:color w:val="000000"/>
+          <w:lang w:val="en-GB"/>
+        </w:rPr>
+        <w:t>l</w:t>
+      </w:r>
+      <w:r>
+        <w:rPr>
+          <w:bCs/>
+          <w:color w:val="000000"/>
+          <w:lang w:val="en-GB"/>
+        </w:rPr>
+        <w:t>y</w:t>
+      </w:r>
+      <w:r>
+        <w:rPr>
+          <w:bCs/>
+          <w:color w:val="000000"/>
+          <w:lang w:val="en-GB"/>
+        </w:rPr>
+        <w:t xml:space="preserve"> 2026 new biography added</w:t>
       </w:r>
     </w:p>
     <w:p>
@@ -4463,7 +4521,7 @@
 </file>
 
 <file path=word/endnotes.xml><?xml version="1.0" encoding="utf-8"?>
-<w:endnotes xmlns:wpc="http://schemas.microsoft.com/office/word/2010/wordprocessingCanvas" xmlns:cx="http://schemas.microsoft.com/office/drawing/2014/chartex" xmlns:cx1="http://schemas.microsoft.com/office/drawing/2015/9/8/chartex" xmlns:cx2="http://schemas.microsoft.com/office/drawing/2015/10/21/chartex" xmlns:cx3="http://schemas.microsoft.com/office/drawing/2016/5/9/chartex" xmlns:cx4="http://schemas.microsoft.com/office/drawing/2016/5/10/chartex" xmlns:cx5="http://schemas.microsoft.com/office/drawing/2016/5/11/chartex" xmlns:cx6="http://schemas.microsoft.com/office/drawing/2016/5/12/chartex" xmlns:cx7="http://schemas.microsoft.com/office/drawing/2016/5/13/chartex" xmlns:cx8="http://schemas.microsoft.com/office/drawing/2016/5/14/chartex" xmlns:mc="http://schemas.openxmlformats.org/markup-compatibility/2006" xmlns:aink="http://schemas.microsoft.com/office/drawing/2016/ink" xmlns:am3d="http://schemas.microsoft.com/office/drawing/2017/model3d" xmlns:o="urn:schemas-microsoft-com:office:office" xmlns:oel="http://schemas.microsoft.com/office/2019/extlst" xmlns:r="http://schemas.openxmlformats.org/officeDocument/2006/relationships" xmlns:m="http://schemas.openxmlformats.org/officeDocument/2006/math" xmlns:v="urn:schemas-microsoft-com:vml" xmlns:wp14="http://schemas.microsoft.com/office/word/2010/wordprocessingDrawing" xmlns:wp="http://schemas.openxmlformats.org/drawingml/2006/wordprocessingDrawing" xmlns:w10="urn:schemas-microsoft-com:office:word" xmlns:w="http://schemas.openxmlformats.org/wordprocessingml/2006/main" xmlns:w14="http://schemas.microsoft.com/office/word/2010/wordml" xmlns:w15="http://schemas.microsoft.com/office/word/2012/wordml" xmlns:w16cex="http://schemas.microsoft.com/office/word/2018/wordml/cex" xmlns:w16cid="http://schemas.microsoft.com/office/word/2016/wordml/cid" xmlns:w16="http://schemas.microsoft.com/office/word/2018/wordml" xmlns:w16du="http://schemas.microsoft.com/office/word/2023/wordml/word16du" xmlns:w16sdtdh="http://schemas.microsoft.com/office/word/2020/wordml/sdtdatahash" xmlns:w16sdtfl="http://schemas.microsoft.com/office/word/2024/wordml/sdtformatlock" xmlns:w16se="http://schemas.microsoft.com/office/word/2015/wordml/symex" xmlns:wpg="http://schemas.microsoft.com/office/word/2010/wordprocessingGroup" xmlns:wpi="http://schemas.microsoft.com/office/word/2010/wordprocessingInk" xmlns:wne="http://schemas.microsoft.com/office/word/2006/wordml" xmlns:wps="http://schemas.microsoft.com/office/word/2010/wordprocessingShape" mc:Ignorable="w14 w15 w16se w16cid w16 w16cex w16sdtdh w16sdtfl w16du wp14">
+<w:endnotes xmlns:wpc="http://schemas.microsoft.com/office/word/2010/wordprocessingCanvas" xmlns:cx="http://schemas.microsoft.com/office/drawing/2014/chartex" xmlns:cx1="http://schemas.microsoft.com/office/drawing/2015/9/8/chartex" xmlns:cx2="http://schemas.microsoft.com/office/drawing/2015/10/21/chartex" xmlns:cx3="http://schemas.microsoft.com/office/drawing/2016/5/9/chartex" xmlns:cx4="http://schemas.microsoft.com/office/drawing/2016/5/10/chartex" xmlns:cx5="http://schemas.microsoft.com/office/drawing/2016/5/11/chartex" xmlns:cx6="http://schemas.microsoft.com/office/drawing/2016/5/12/chartex" xmlns:cx7="http://schemas.microsoft.com/office/drawing/2016/5/13/chartex" xmlns:cx8="http://schemas.microsoft.com/office/drawing/2016/5/14/chartex" xmlns:mc="http://schemas.openxmlformats.org/markup-compatibility/2006" xmlns:m="http://schemas.openxmlformats.org/officeDocument/2006/math" xmlns:aink="http://schemas.microsoft.com/office/drawing/2016/ink" xmlns:am3d="http://schemas.microsoft.com/office/drawing/2017/model3d" xmlns:oel="http://schemas.microsoft.com/office/2019/extlst" xmlns:r="http://schemas.openxmlformats.org/officeDocument/2006/relationships" xmlns:wp14="http://schemas.microsoft.com/office/word/2010/wordprocessingDrawing" xmlns:wp="http://schemas.openxmlformats.org/drawingml/2006/wordprocessingDrawing" xmlns:wpg="http://schemas.microsoft.com/office/word/2010/wordprocessingGroup" xmlns:wpi="http://schemas.microsoft.com/office/word/2010/wordprocessingInk" xmlns:wps="http://schemas.microsoft.com/office/word/2010/wordprocessingShape" xmlns:o="urn:schemas-microsoft-com:office:office" xmlns:v="urn:schemas-microsoft-com:vml" xmlns:w10="urn:schemas-microsoft-com:office:word" xmlns:w="http://schemas.openxmlformats.org/wordprocessingml/2006/main" xmlns:w14="http://schemas.microsoft.com/office/word/2010/wordml" xmlns:w15="http://schemas.microsoft.com/office/word/2012/wordml" xmlns:w16cei="http://schemas.microsoft.com/office/word/2026/wordml/cei" xmlns:w16cex="http://schemas.microsoft.com/office/word/2018/wordml/cex" xmlns:w16cid="http://schemas.microsoft.com/office/word/2016/wordml/cid" xmlns:w16="http://schemas.microsoft.com/office/word/2018/wordml" xmlns:w16sdtdh="http://schemas.microsoft.com/office/word/2020/wordml/sdtdatahash" xmlns:w16sdtfl="http://schemas.microsoft.com/office/word/2024/wordml/sdtformatlock" xmlns:w16se="http://schemas.microsoft.com/office/word/2015/wordml/symex" xmlns:w16du="http://schemas.microsoft.com/office/word/2023/wordml/word16du" xmlns:wne="http://schemas.microsoft.com/office/word/2006/wordml" mc:Ignorable="w14 w15 w16se w16cid w16 w16cex w16sdtdh w16sdtfl w16du wp14">
   <w:endnote w:type="separator" w:id="-1">
     <w:p>
       <w:r>
@@ -4482,7 +4540,7 @@
 </file>
 
 <file path=word/footer1.xml><?xml version="1.0" encoding="utf-8"?>
-<w:ftr xmlns:wpc="http://schemas.microsoft.com/office/word/2010/wordprocessingCanvas" xmlns:cx="http://schemas.microsoft.com/office/drawing/2014/chartex" xmlns:cx1="http://schemas.microsoft.com/office/drawing/2015/9/8/chartex" xmlns:cx2="http://schemas.microsoft.com/office/drawing/2015/10/21/chartex" xmlns:cx3="http://schemas.microsoft.com/office/drawing/2016/5/9/chartex" xmlns:cx4="http://schemas.microsoft.com/office/drawing/2016/5/10/chartex" xmlns:cx5="http://schemas.microsoft.com/office/drawing/2016/5/11/chartex" xmlns:cx6="http://schemas.microsoft.com/office/drawing/2016/5/12/chartex" xmlns:cx7="http://schemas.microsoft.com/office/drawing/2016/5/13/chartex" xmlns:cx8="http://schemas.microsoft.com/office/drawing/2016/5/14/chartex" xmlns:mc="http://schemas.openxmlformats.org/markup-compatibility/2006" xmlns:aink="http://schemas.microsoft.com/office/drawing/2016/ink" xmlns:am3d="http://schemas.microsoft.com/office/drawing/2017/model3d" xmlns:o="urn:schemas-microsoft-com:office:office" xmlns:oel="http://schemas.microsoft.com/office/2019/extlst" xmlns:r="http://schemas.openxmlformats.org/officeDocument/2006/relationships" xmlns:m="http://schemas.openxmlformats.org/officeDocument/2006/math" xmlns:v="urn:schemas-microsoft-com:vml" xmlns:wp14="http://schemas.microsoft.com/office/word/2010/wordprocessingDrawing" xmlns:wp="http://schemas.openxmlformats.org/drawingml/2006/wordprocessingDrawing" xmlns:w10="urn:schemas-microsoft-com:office:word" xmlns:w="http://schemas.openxmlformats.org/wordprocessingml/2006/main" xmlns:w14="http://schemas.microsoft.com/office/word/2010/wordml" xmlns:w15="http://schemas.microsoft.com/office/word/2012/wordml" xmlns:w16cex="http://schemas.microsoft.com/office/word/2018/wordml/cex" xmlns:w16cid="http://schemas.microsoft.com/office/word/2016/wordml/cid" xmlns:w16="http://schemas.microsoft.com/office/word/2018/wordml" xmlns:w16du="http://schemas.microsoft.com/office/word/2023/wordml/word16du" xmlns:w16sdtdh="http://schemas.microsoft.com/office/word/2020/wordml/sdtdatahash" xmlns:w16sdtfl="http://schemas.microsoft.com/office/word/2024/wordml/sdtformatlock" xmlns:w16se="http://schemas.microsoft.com/office/word/2015/wordml/symex" xmlns:wpg="http://schemas.microsoft.com/office/word/2010/wordprocessingGroup" xmlns:wpi="http://schemas.microsoft.com/office/word/2010/wordprocessingInk" xmlns:wne="http://schemas.microsoft.com/office/word/2006/wordml" xmlns:wps="http://schemas.microsoft.com/office/word/2010/wordprocessingShape" mc:Ignorable="w14 w15 w16se w16cid w16 w16cex w16sdtdh w16sdtfl w16du wp14">
+<w:ftr xmlns:wpc="http://schemas.microsoft.com/office/word/2010/wordprocessingCanvas" xmlns:cx="http://schemas.microsoft.com/office/drawing/2014/chartex" xmlns:cx1="http://schemas.microsoft.com/office/drawing/2015/9/8/chartex" xmlns:cx2="http://schemas.microsoft.com/office/drawing/2015/10/21/chartex" xmlns:cx3="http://schemas.microsoft.com/office/drawing/2016/5/9/chartex" xmlns:cx4="http://schemas.microsoft.com/office/drawing/2016/5/10/chartex" xmlns:cx5="http://schemas.microsoft.com/office/drawing/2016/5/11/chartex" xmlns:cx6="http://schemas.microsoft.com/office/drawing/2016/5/12/chartex" xmlns:cx7="http://schemas.microsoft.com/office/drawing/2016/5/13/chartex" xmlns:cx8="http://schemas.microsoft.com/office/drawing/2016/5/14/chartex" xmlns:mc="http://schemas.openxmlformats.org/markup-compatibility/2006" xmlns:m="http://schemas.openxmlformats.org/officeDocument/2006/math" xmlns:aink="http://schemas.microsoft.com/office/drawing/2016/ink" xmlns:am3d="http://schemas.microsoft.com/office/drawing/2017/model3d" xmlns:oel="http://schemas.microsoft.com/office/2019/extlst" xmlns:r="http://schemas.openxmlformats.org/officeDocument/2006/relationships" xmlns:wp14="http://schemas.microsoft.com/office/word/2010/wordprocessingDrawing" xmlns:wp="http://schemas.openxmlformats.org/drawingml/2006/wordprocessingDrawing" xmlns:wpg="http://schemas.microsoft.com/office/word/2010/wordprocessingGroup" xmlns:wpi="http://schemas.microsoft.com/office/word/2010/wordprocessingInk" xmlns:wps="http://schemas.microsoft.com/office/word/2010/wordprocessingShape" xmlns:o="urn:schemas-microsoft-com:office:office" xmlns:v="urn:schemas-microsoft-com:vml" xmlns:w10="urn:schemas-microsoft-com:office:word" xmlns:w="http://schemas.openxmlformats.org/wordprocessingml/2006/main" xmlns:w14="http://schemas.microsoft.com/office/word/2010/wordml" xmlns:w15="http://schemas.microsoft.com/office/word/2012/wordml" xmlns:w16cei="http://schemas.microsoft.com/office/word/2026/wordml/cei" xmlns:w16cex="http://schemas.microsoft.com/office/word/2018/wordml/cex" xmlns:w16cid="http://schemas.microsoft.com/office/word/2016/wordml/cid" xmlns:w16="http://schemas.microsoft.com/office/word/2018/wordml" xmlns:w16sdtdh="http://schemas.microsoft.com/office/word/2020/wordml/sdtdatahash" xmlns:w16sdtfl="http://schemas.microsoft.com/office/word/2024/wordml/sdtformatlock" xmlns:w16se="http://schemas.microsoft.com/office/word/2015/wordml/symex" xmlns:w16du="http://schemas.microsoft.com/office/word/2023/wordml/word16du" xmlns:wne="http://schemas.microsoft.com/office/word/2006/wordml" mc:Ignorable="w14 w15 w16se w16cid w16 w16cex w16sdtdh w16sdtfl w16du wp14">
   <w:p>
     <w:pPr>
       <w:pStyle w:val="Voettekst"/>
@@ -4533,7 +4591,7 @@
 </file>
 
 <file path=word/footer2.xml><?xml version="1.0" encoding="utf-8"?>
-<w:ftr xmlns:wpc="http://schemas.microsoft.com/office/word/2010/wordprocessingCanvas" xmlns:cx="http://schemas.microsoft.com/office/drawing/2014/chartex" xmlns:cx1="http://schemas.microsoft.com/office/drawing/2015/9/8/chartex" xmlns:cx2="http://schemas.microsoft.com/office/drawing/2015/10/21/chartex" xmlns:cx3="http://schemas.microsoft.com/office/drawing/2016/5/9/chartex" xmlns:cx4="http://schemas.microsoft.com/office/drawing/2016/5/10/chartex" xmlns:cx5="http://schemas.microsoft.com/office/drawing/2016/5/11/chartex" xmlns:cx6="http://schemas.microsoft.com/office/drawing/2016/5/12/chartex" xmlns:cx7="http://schemas.microsoft.com/office/drawing/2016/5/13/chartex" xmlns:cx8="http://schemas.microsoft.com/office/drawing/2016/5/14/chartex" xmlns:mc="http://schemas.openxmlformats.org/markup-compatibility/2006" xmlns:aink="http://schemas.microsoft.com/office/drawing/2016/ink" xmlns:am3d="http://schemas.microsoft.com/office/drawing/2017/model3d" xmlns:o="urn:schemas-microsoft-com:office:office" xmlns:oel="http://schemas.microsoft.com/office/2019/extlst" xmlns:r="http://schemas.openxmlformats.org/officeDocument/2006/relationships" xmlns:m="http://schemas.openxmlformats.org/officeDocument/2006/math" xmlns:v="urn:schemas-microsoft-com:vml" xmlns:wp14="http://schemas.microsoft.com/office/word/2010/wordprocessingDrawing" xmlns:wp="http://schemas.openxmlformats.org/drawingml/2006/wordprocessingDrawing" xmlns:w10="urn:schemas-microsoft-com:office:word" xmlns:w="http://schemas.openxmlformats.org/wordprocessingml/2006/main" xmlns:w14="http://schemas.microsoft.com/office/word/2010/wordml" xmlns:w15="http://schemas.microsoft.com/office/word/2012/wordml" xmlns:w16cex="http://schemas.microsoft.com/office/word/2018/wordml/cex" xmlns:w16cid="http://schemas.microsoft.com/office/word/2016/wordml/cid" xmlns:w16="http://schemas.microsoft.com/office/word/2018/wordml" xmlns:w16du="http://schemas.microsoft.com/office/word/2023/wordml/word16du" xmlns:w16sdtdh="http://schemas.microsoft.com/office/word/2020/wordml/sdtdatahash" xmlns:w16sdtfl="http://schemas.microsoft.com/office/word/2024/wordml/sdtformatlock" xmlns:w16se="http://schemas.microsoft.com/office/word/2015/wordml/symex" xmlns:wpg="http://schemas.microsoft.com/office/word/2010/wordprocessingGroup" xmlns:wpi="http://schemas.microsoft.com/office/word/2010/wordprocessingInk" xmlns:wne="http://schemas.microsoft.com/office/word/2006/wordml" xmlns:wps="http://schemas.microsoft.com/office/word/2010/wordprocessingShape" mc:Ignorable="w14 w15 w16se w16cid w16 w16cex w16sdtdh w16sdtfl w16du wp14">
+<w:ftr xmlns:wpc="http://schemas.microsoft.com/office/word/2010/wordprocessingCanvas" xmlns:cx="http://schemas.microsoft.com/office/drawing/2014/chartex" xmlns:cx1="http://schemas.microsoft.com/office/drawing/2015/9/8/chartex" xmlns:cx2="http://schemas.microsoft.com/office/drawing/2015/10/21/chartex" xmlns:cx3="http://schemas.microsoft.com/office/drawing/2016/5/9/chartex" xmlns:cx4="http://schemas.microsoft.com/office/drawing/2016/5/10/chartex" xmlns:cx5="http://schemas.microsoft.com/office/drawing/2016/5/11/chartex" xmlns:cx6="http://schemas.microsoft.com/office/drawing/2016/5/12/chartex" xmlns:cx7="http://schemas.microsoft.com/office/drawing/2016/5/13/chartex" xmlns:cx8="http://schemas.microsoft.com/office/drawing/2016/5/14/chartex" xmlns:mc="http://schemas.openxmlformats.org/markup-compatibility/2006" xmlns:m="http://schemas.openxmlformats.org/officeDocument/2006/math" xmlns:aink="http://schemas.microsoft.com/office/drawing/2016/ink" xmlns:am3d="http://schemas.microsoft.com/office/drawing/2017/model3d" xmlns:oel="http://schemas.microsoft.com/office/2019/extlst" xmlns:r="http://schemas.openxmlformats.org/officeDocument/2006/relationships" xmlns:wp14="http://schemas.microsoft.com/office/word/2010/wordprocessingDrawing" xmlns:wp="http://schemas.openxmlformats.org/drawingml/2006/wordprocessingDrawing" xmlns:wpg="http://schemas.microsoft.com/office/word/2010/wordprocessingGroup" xmlns:wpi="http://schemas.microsoft.com/office/word/2010/wordprocessingInk" xmlns:wps="http://schemas.microsoft.com/office/word/2010/wordprocessingShape" xmlns:o="urn:schemas-microsoft-com:office:office" xmlns:v="urn:schemas-microsoft-com:vml" xmlns:w10="urn:schemas-microsoft-com:office:word" xmlns:w="http://schemas.openxmlformats.org/wordprocessingml/2006/main" xmlns:w14="http://schemas.microsoft.com/office/word/2010/wordml" xmlns:w15="http://schemas.microsoft.com/office/word/2012/wordml" xmlns:w16cei="http://schemas.microsoft.com/office/word/2026/wordml/cei" xmlns:w16cex="http://schemas.microsoft.com/office/word/2018/wordml/cex" xmlns:w16cid="http://schemas.microsoft.com/office/word/2016/wordml/cid" xmlns:w16="http://schemas.microsoft.com/office/word/2018/wordml" xmlns:w16sdtdh="http://schemas.microsoft.com/office/word/2020/wordml/sdtdatahash" xmlns:w16sdtfl="http://schemas.microsoft.com/office/word/2024/wordml/sdtformatlock" xmlns:w16se="http://schemas.microsoft.com/office/word/2015/wordml/symex" xmlns:w16du="http://schemas.microsoft.com/office/word/2023/wordml/word16du" xmlns:wne="http://schemas.microsoft.com/office/word/2006/wordml" mc:Ignorable="w14 w15 w16se w16cid w16 w16cex w16sdtdh w16sdtfl w16du wp14">
   <w:p>
     <w:pPr>
       <w:pStyle w:val="Voettekst"/>
@@ -4584,7 +4642,7 @@
 </file>
 
 <file path=word/footnotes.xml><?xml version="1.0" encoding="utf-8"?>
-<w:footnotes xmlns:wpc="http://schemas.microsoft.com/office/word/2010/wordprocessingCanvas" xmlns:cx="http://schemas.microsoft.com/office/drawing/2014/chartex" xmlns:cx1="http://schemas.microsoft.com/office/drawing/2015/9/8/chartex" xmlns:cx2="http://schemas.microsoft.com/office/drawing/2015/10/21/chartex" xmlns:cx3="http://schemas.microsoft.com/office/drawing/2016/5/9/chartex" xmlns:cx4="http://schemas.microsoft.com/office/drawing/2016/5/10/chartex" xmlns:cx5="http://schemas.microsoft.com/office/drawing/2016/5/11/chartex" xmlns:cx6="http://schemas.microsoft.com/office/drawing/2016/5/12/chartex" xmlns:cx7="http://schemas.microsoft.com/office/drawing/2016/5/13/chartex" xmlns:cx8="http://schemas.microsoft.com/office/drawing/2016/5/14/chartex" xmlns:mc="http://schemas.openxmlformats.org/markup-compatibility/2006" xmlns:aink="http://schemas.microsoft.com/office/drawing/2016/ink" xmlns:am3d="http://schemas.microsoft.com/office/drawing/2017/model3d" xmlns:o="urn:schemas-microsoft-com:office:office" xmlns:oel="http://schemas.microsoft.com/office/2019/extlst" xmlns:r="http://schemas.openxmlformats.org/officeDocument/2006/relationships" xmlns:m="http://schemas.openxmlformats.org/officeDocument/2006/math" xmlns:v="urn:schemas-microsoft-com:vml" xmlns:wp14="http://schemas.microsoft.com/office/word/2010/wordprocessingDrawing" xmlns:wp="http://schemas.openxmlformats.org/drawingml/2006/wordprocessingDrawing" xmlns:w10="urn:schemas-microsoft-com:office:word" xmlns:w="http://schemas.openxmlformats.org/wordprocessingml/2006/main" xmlns:w14="http://schemas.microsoft.com/office/word/2010/wordml" xmlns:w15="http://schemas.microsoft.com/office/word/2012/wordml" xmlns:w16cex="http://schemas.microsoft.com/office/word/2018/wordml/cex" xmlns:w16cid="http://schemas.microsoft.com/office/word/2016/wordml/cid" xmlns:w16="http://schemas.microsoft.com/office/word/2018/wordml" xmlns:w16du="http://schemas.microsoft.com/office/word/2023/wordml/word16du" xmlns:w16sdtdh="http://schemas.microsoft.com/office/word/2020/wordml/sdtdatahash" xmlns:w16sdtfl="http://schemas.microsoft.com/office/word/2024/wordml/sdtformatlock" xmlns:w16se="http://schemas.microsoft.com/office/word/2015/wordml/symex" xmlns:wpg="http://schemas.microsoft.com/office/word/2010/wordprocessingGroup" xmlns:wpi="http://schemas.microsoft.com/office/word/2010/wordprocessingInk" xmlns:wne="http://schemas.microsoft.com/office/word/2006/wordml" xmlns:wps="http://schemas.microsoft.com/office/word/2010/wordprocessingShape" mc:Ignorable="w14 w15 w16se w16cid w16 w16cex w16sdtdh w16sdtfl w16du wp14">
+<w:footnotes xmlns:wpc="http://schemas.microsoft.com/office/word/2010/wordprocessingCanvas" xmlns:cx="http://schemas.microsoft.com/office/drawing/2014/chartex" xmlns:cx1="http://schemas.microsoft.com/office/drawing/2015/9/8/chartex" xmlns:cx2="http://schemas.microsoft.com/office/drawing/2015/10/21/chartex" xmlns:cx3="http://schemas.microsoft.com/office/drawing/2016/5/9/chartex" xmlns:cx4="http://schemas.microsoft.com/office/drawing/2016/5/10/chartex" xmlns:cx5="http://schemas.microsoft.com/office/drawing/2016/5/11/chartex" xmlns:cx6="http://schemas.microsoft.com/office/drawing/2016/5/12/chartex" xmlns:cx7="http://schemas.microsoft.com/office/drawing/2016/5/13/chartex" xmlns:cx8="http://schemas.microsoft.com/office/drawing/2016/5/14/chartex" xmlns:mc="http://schemas.openxmlformats.org/markup-compatibility/2006" xmlns:m="http://schemas.openxmlformats.org/officeDocument/2006/math" xmlns:aink="http://schemas.microsoft.com/office/drawing/2016/ink" xmlns:am3d="http://schemas.microsoft.com/office/drawing/2017/model3d" xmlns:oel="http://schemas.microsoft.com/office/2019/extlst" xmlns:r="http://schemas.openxmlformats.org/officeDocument/2006/relationships" xmlns:wp14="http://schemas.microsoft.com/office/word/2010/wordprocessingDrawing" xmlns:wp="http://schemas.openxmlformats.org/drawingml/2006/wordprocessingDrawing" xmlns:wpg="http://schemas.microsoft.com/office/word/2010/wordprocessingGroup" xmlns:wpi="http://schemas.microsoft.com/office/word/2010/wordprocessingInk" xmlns:wps="http://schemas.microsoft.com/office/word/2010/wordprocessingShape" xmlns:o="urn:schemas-microsoft-com:office:office" xmlns:v="urn:schemas-microsoft-com:vml" xmlns:w10="urn:schemas-microsoft-com:office:word" xmlns:w="http://schemas.openxmlformats.org/wordprocessingml/2006/main" xmlns:w14="http://schemas.microsoft.com/office/word/2010/wordml" xmlns:w15="http://schemas.microsoft.com/office/word/2012/wordml" xmlns:w16cei="http://schemas.microsoft.com/office/word/2026/wordml/cei" xmlns:w16cex="http://schemas.microsoft.com/office/word/2018/wordml/cex" xmlns:w16cid="http://schemas.microsoft.com/office/word/2016/wordml/cid" xmlns:w16="http://schemas.microsoft.com/office/word/2018/wordml" xmlns:w16sdtdh="http://schemas.microsoft.com/office/word/2020/wordml/sdtdatahash" xmlns:w16sdtfl="http://schemas.microsoft.com/office/word/2024/wordml/sdtformatlock" xmlns:w16se="http://schemas.microsoft.com/office/word/2015/wordml/symex" xmlns:w16du="http://schemas.microsoft.com/office/word/2023/wordml/word16du" xmlns:wne="http://schemas.microsoft.com/office/word/2006/wordml" mc:Ignorable="w14 w15 w16se w16cid w16 w16cex w16sdtdh w16sdtfl w16du wp14">
   <w:footnote w:type="separator" w:id="-1">
     <w:p>
       <w:r>
@@ -4603,7 +4661,7 @@
 </file>
 
 <file path=word/header1.xml><?xml version="1.0" encoding="utf-8"?>
-<w:hdr xmlns:wpc="http://schemas.microsoft.com/office/word/2010/wordprocessingCanvas" xmlns:cx="http://schemas.microsoft.com/office/drawing/2014/chartex" xmlns:cx1="http://schemas.microsoft.com/office/drawing/2015/9/8/chartex" xmlns:cx2="http://schemas.microsoft.com/office/drawing/2015/10/21/chartex" xmlns:cx3="http://schemas.microsoft.com/office/drawing/2016/5/9/chartex" xmlns:cx4="http://schemas.microsoft.com/office/drawing/2016/5/10/chartex" xmlns:cx5="http://schemas.microsoft.com/office/drawing/2016/5/11/chartex" xmlns:cx6="http://schemas.microsoft.com/office/drawing/2016/5/12/chartex" xmlns:cx7="http://schemas.microsoft.com/office/drawing/2016/5/13/chartex" xmlns:cx8="http://schemas.microsoft.com/office/drawing/2016/5/14/chartex" xmlns:mc="http://schemas.openxmlformats.org/markup-compatibility/2006" xmlns:aink="http://schemas.microsoft.com/office/drawing/2016/ink" xmlns:am3d="http://schemas.microsoft.com/office/drawing/2017/model3d" xmlns:o="urn:schemas-microsoft-com:office:office" xmlns:oel="http://schemas.microsoft.com/office/2019/extlst" xmlns:r="http://schemas.openxmlformats.org/officeDocument/2006/relationships" xmlns:m="http://schemas.openxmlformats.org/officeDocument/2006/math" xmlns:v="urn:schemas-microsoft-com:vml" xmlns:wp14="http://schemas.microsoft.com/office/word/2010/wordprocessingDrawing" xmlns:wp="http://schemas.openxmlformats.org/drawingml/2006/wordprocessingDrawing" xmlns:w10="urn:schemas-microsoft-com:office:word" xmlns:w="http://schemas.openxmlformats.org/wordprocessingml/2006/main" xmlns:w14="http://schemas.microsoft.com/office/word/2010/wordml" xmlns:w15="http://schemas.microsoft.com/office/word/2012/wordml" xmlns:w16cex="http://schemas.microsoft.com/office/word/2018/wordml/cex" xmlns:w16cid="http://schemas.microsoft.com/office/word/2016/wordml/cid" xmlns:w16="http://schemas.microsoft.com/office/word/2018/wordml" xmlns:w16du="http://schemas.microsoft.com/office/word/2023/wordml/word16du" xmlns:w16sdtdh="http://schemas.microsoft.com/office/word/2020/wordml/sdtdatahash" xmlns:w16sdtfl="http://schemas.microsoft.com/office/word/2024/wordml/sdtformatlock" xmlns:w16se="http://schemas.microsoft.com/office/word/2015/wordml/symex" xmlns:wpg="http://schemas.microsoft.com/office/word/2010/wordprocessingGroup" xmlns:wpi="http://schemas.microsoft.com/office/word/2010/wordprocessingInk" xmlns:wne="http://schemas.microsoft.com/office/word/2006/wordml" xmlns:wps="http://schemas.microsoft.com/office/word/2010/wordprocessingShape" mc:Ignorable="w14 w15 w16se w16cid w16 w16cex w16sdtdh w16sdtfl w16du wp14">
+<w:hdr xmlns:wpc="http://schemas.microsoft.com/office/word/2010/wordprocessingCanvas" xmlns:cx="http://schemas.microsoft.com/office/drawing/2014/chartex" xmlns:cx1="http://schemas.microsoft.com/office/drawing/2015/9/8/chartex" xmlns:cx2="http://schemas.microsoft.com/office/drawing/2015/10/21/chartex" xmlns:cx3="http://schemas.microsoft.com/office/drawing/2016/5/9/chartex" xmlns:cx4="http://schemas.microsoft.com/office/drawing/2016/5/10/chartex" xmlns:cx5="http://schemas.microsoft.com/office/drawing/2016/5/11/chartex" xmlns:cx6="http://schemas.microsoft.com/office/drawing/2016/5/12/chartex" xmlns:cx7="http://schemas.microsoft.com/office/drawing/2016/5/13/chartex" xmlns:cx8="http://schemas.microsoft.com/office/drawing/2016/5/14/chartex" xmlns:mc="http://schemas.openxmlformats.org/markup-compatibility/2006" xmlns:m="http://schemas.openxmlformats.org/officeDocument/2006/math" xmlns:aink="http://schemas.microsoft.com/office/drawing/2016/ink" xmlns:am3d="http://schemas.microsoft.com/office/drawing/2017/model3d" xmlns:oel="http://schemas.microsoft.com/office/2019/extlst" xmlns:r="http://schemas.openxmlformats.org/officeDocument/2006/relationships" xmlns:wp14="http://schemas.microsoft.com/office/word/2010/wordprocessingDrawing" xmlns:wp="http://schemas.openxmlformats.org/drawingml/2006/wordprocessingDrawing" xmlns:wpg="http://schemas.microsoft.com/office/word/2010/wordprocessingGroup" xmlns:wpi="http://schemas.microsoft.com/office/word/2010/wordprocessingInk" xmlns:wps="http://schemas.microsoft.com/office/word/2010/wordprocessingShape" xmlns:o="urn:schemas-microsoft-com:office:office" xmlns:v="urn:schemas-microsoft-com:vml" xmlns:w10="urn:schemas-microsoft-com:office:word" xmlns:w="http://schemas.openxmlformats.org/wordprocessingml/2006/main" xmlns:w14="http://schemas.microsoft.com/office/word/2010/wordml" xmlns:w15="http://schemas.microsoft.com/office/word/2012/wordml" xmlns:w16cei="http://schemas.microsoft.com/office/word/2026/wordml/cei" xmlns:w16cex="http://schemas.microsoft.com/office/word/2018/wordml/cex" xmlns:w16cid="http://schemas.microsoft.com/office/word/2016/wordml/cid" xmlns:w16="http://schemas.microsoft.com/office/word/2018/wordml" xmlns:w16sdtdh="http://schemas.microsoft.com/office/word/2020/wordml/sdtdatahash" xmlns:w16sdtfl="http://schemas.microsoft.com/office/word/2024/wordml/sdtformatlock" xmlns:w16se="http://schemas.microsoft.com/office/word/2015/wordml/symex" xmlns:w16du="http://schemas.microsoft.com/office/word/2023/wordml/word16du" xmlns:wne="http://schemas.microsoft.com/office/word/2006/wordml" mc:Ignorable="w14 w15 w16se w16cid w16 w16cex w16sdtdh w16sdtfl w16du wp14">
   <w:p>
     <w:pPr>
       <w:pStyle w:val="Koptekst"/>
@@ -4654,7 +4712,7 @@
 </file>
 
 <file path=word/header2.xml><?xml version="1.0" encoding="utf-8"?>
-<w:hdr xmlns:wpc="http://schemas.microsoft.com/office/word/2010/wordprocessingCanvas" xmlns:cx="http://schemas.microsoft.com/office/drawing/2014/chartex" xmlns:cx1="http://schemas.microsoft.com/office/drawing/2015/9/8/chartex" xmlns:cx2="http://schemas.microsoft.com/office/drawing/2015/10/21/chartex" xmlns:cx3="http://schemas.microsoft.com/office/drawing/2016/5/9/chartex" xmlns:cx4="http://schemas.microsoft.com/office/drawing/2016/5/10/chartex" xmlns:cx5="http://schemas.microsoft.com/office/drawing/2016/5/11/chartex" xmlns:cx6="http://schemas.microsoft.com/office/drawing/2016/5/12/chartex" xmlns:cx7="http://schemas.microsoft.com/office/drawing/2016/5/13/chartex" xmlns:cx8="http://schemas.microsoft.com/office/drawing/2016/5/14/chartex" xmlns:mc="http://schemas.openxmlformats.org/markup-compatibility/2006" xmlns:aink="http://schemas.microsoft.com/office/drawing/2016/ink" xmlns:am3d="http://schemas.microsoft.com/office/drawing/2017/model3d" xmlns:o="urn:schemas-microsoft-com:office:office" xmlns:oel="http://schemas.microsoft.com/office/2019/extlst" xmlns:r="http://schemas.openxmlformats.org/officeDocument/2006/relationships" xmlns:m="http://schemas.openxmlformats.org/officeDocument/2006/math" xmlns:v="urn:schemas-microsoft-com:vml" xmlns:wp14="http://schemas.microsoft.com/office/word/2010/wordprocessingDrawing" xmlns:wp="http://schemas.openxmlformats.org/drawingml/2006/wordprocessingDrawing" xmlns:w10="urn:schemas-microsoft-com:office:word" xmlns:w="http://schemas.openxmlformats.org/wordprocessingml/2006/main" xmlns:w14="http://schemas.microsoft.com/office/word/2010/wordml" xmlns:w15="http://schemas.microsoft.com/office/word/2012/wordml" xmlns:w16cex="http://schemas.microsoft.com/office/word/2018/wordml/cex" xmlns:w16cid="http://schemas.microsoft.com/office/word/2016/wordml/cid" xmlns:w16="http://schemas.microsoft.com/office/word/2018/wordml" xmlns:w16du="http://schemas.microsoft.com/office/word/2023/wordml/word16du" xmlns:w16sdtdh="http://schemas.microsoft.com/office/word/2020/wordml/sdtdatahash" xmlns:w16sdtfl="http://schemas.microsoft.com/office/word/2024/wordml/sdtformatlock" xmlns:w16se="http://schemas.microsoft.com/office/word/2015/wordml/symex" xmlns:wpg="http://schemas.microsoft.com/office/word/2010/wordprocessingGroup" xmlns:wpi="http://schemas.microsoft.com/office/word/2010/wordprocessingInk" xmlns:wne="http://schemas.microsoft.com/office/word/2006/wordml" xmlns:wps="http://schemas.microsoft.com/office/word/2010/wordprocessingShape" mc:Ignorable="w14 w15 w16se w16cid w16 w16cex w16sdtdh w16sdtfl w16du wp14">
+<w:hdr xmlns:wpc="http://schemas.microsoft.com/office/word/2010/wordprocessingCanvas" xmlns:cx="http://schemas.microsoft.com/office/drawing/2014/chartex" xmlns:cx1="http://schemas.microsoft.com/office/drawing/2015/9/8/chartex" xmlns:cx2="http://schemas.microsoft.com/office/drawing/2015/10/21/chartex" xmlns:cx3="http://schemas.microsoft.com/office/drawing/2016/5/9/chartex" xmlns:cx4="http://schemas.microsoft.com/office/drawing/2016/5/10/chartex" xmlns:cx5="http://schemas.microsoft.com/office/drawing/2016/5/11/chartex" xmlns:cx6="http://schemas.microsoft.com/office/drawing/2016/5/12/chartex" xmlns:cx7="http://schemas.microsoft.com/office/drawing/2016/5/13/chartex" xmlns:cx8="http://schemas.microsoft.com/office/drawing/2016/5/14/chartex" xmlns:mc="http://schemas.openxmlformats.org/markup-compatibility/2006" xmlns:m="http://schemas.openxmlformats.org/officeDocument/2006/math" xmlns:aink="http://schemas.microsoft.com/office/drawing/2016/ink" xmlns:am3d="http://schemas.microsoft.com/office/drawing/2017/model3d" xmlns:oel="http://schemas.microsoft.com/office/2019/extlst" xmlns:r="http://schemas.openxmlformats.org/officeDocument/2006/relationships" xmlns:wp14="http://schemas.microsoft.com/office/word/2010/wordprocessingDrawing" xmlns:wp="http://schemas.openxmlformats.org/drawingml/2006/wordprocessingDrawing" xmlns:wpg="http://schemas.microsoft.com/office/word/2010/wordprocessingGroup" xmlns:wpi="http://schemas.microsoft.com/office/word/2010/wordprocessingInk" xmlns:wps="http://schemas.microsoft.com/office/word/2010/wordprocessingShape" xmlns:o="urn:schemas-microsoft-com:office:office" xmlns:v="urn:schemas-microsoft-com:vml" xmlns:w10="urn:schemas-microsoft-com:office:word" xmlns:w="http://schemas.openxmlformats.org/wordprocessingml/2006/main" xmlns:w14="http://schemas.microsoft.com/office/word/2010/wordml" xmlns:w15="http://schemas.microsoft.com/office/word/2012/wordml" xmlns:w16cei="http://schemas.microsoft.com/office/word/2026/wordml/cei" xmlns:w16cex="http://schemas.microsoft.com/office/word/2018/wordml/cex" xmlns:w16cid="http://schemas.microsoft.com/office/word/2016/wordml/cid" xmlns:w16="http://schemas.microsoft.com/office/word/2018/wordml" xmlns:w16sdtdh="http://schemas.microsoft.com/office/word/2020/wordml/sdtdatahash" xmlns:w16sdtfl="http://schemas.microsoft.com/office/word/2024/wordml/sdtformatlock" xmlns:w16se="http://schemas.microsoft.com/office/word/2015/wordml/symex" xmlns:w16du="http://schemas.microsoft.com/office/word/2023/wordml/word16du" xmlns:wne="http://schemas.microsoft.com/office/word/2006/wordml" mc:Ignorable="w14 w15 w16se w16cid w16 w16cex w16sdtdh w16sdtfl w16du wp14">
   <w:p>
     <w:pPr>
       <w:pStyle w:val="Koptekst"/>
@@ -4709,7 +4767,7 @@
 </file>
 
 <file path=word/numbering.xml><?xml version="1.0" encoding="utf-8"?>
-<w:numbering xmlns:wpc="http://schemas.microsoft.com/office/word/2010/wordprocessingCanvas" xmlns:cx="http://schemas.microsoft.com/office/drawing/2014/chartex" xmlns:cx1="http://schemas.microsoft.com/office/drawing/2015/9/8/chartex" xmlns:cx2="http://schemas.microsoft.com/office/drawing/2015/10/21/chartex" xmlns:cx3="http://schemas.microsoft.com/office/drawing/2016/5/9/chartex" xmlns:cx4="http://schemas.microsoft.com/office/drawing/2016/5/10/chartex" xmlns:cx5="http://schemas.microsoft.com/office/drawing/2016/5/11/chartex" xmlns:cx6="http://schemas.microsoft.com/office/drawing/2016/5/12/chartex" xmlns:cx7="http://schemas.microsoft.com/office/drawing/2016/5/13/chartex" xmlns:cx8="http://schemas.microsoft.com/office/drawing/2016/5/14/chartex" xmlns:mc="http://schemas.openxmlformats.org/markup-compatibility/2006" xmlns:aink="http://schemas.microsoft.com/office/drawing/2016/ink" xmlns:am3d="http://schemas.microsoft.com/office/drawing/2017/model3d" xmlns:o="urn:schemas-microsoft-com:office:office" xmlns:oel="http://schemas.microsoft.com/office/2019/extlst" xmlns:r="http://schemas.openxmlformats.org/officeDocument/2006/relationships" xmlns:m="http://schemas.openxmlformats.org/officeDocument/2006/math" xmlns:v="urn:schemas-microsoft-com:vml" xmlns:wp14="http://schemas.microsoft.com/office/word/2010/wordprocessingDrawing" xmlns:wp="http://schemas.openxmlformats.org/drawingml/2006/wordprocessingDrawing" xmlns:w10="urn:schemas-microsoft-com:office:word" xmlns:w="http://schemas.openxmlformats.org/wordprocessingml/2006/main" xmlns:w14="http://schemas.microsoft.com/office/word/2010/wordml" xmlns:w15="http://schemas.microsoft.com/office/word/2012/wordml" xmlns:w16cex="http://schemas.microsoft.com/office/word/2018/wordml/cex" xmlns:w16cid="http://schemas.microsoft.com/office/word/2016/wordml/cid" xmlns:w16="http://schemas.microsoft.com/office/word/2018/wordml" xmlns:w16du="http://schemas.microsoft.com/office/word/2023/wordml/word16du" xmlns:w16sdtdh="http://schemas.microsoft.com/office/word/2020/wordml/sdtdatahash" xmlns:w16sdtfl="http://schemas.microsoft.com/office/word/2024/wordml/sdtformatlock" xmlns:w16se="http://schemas.microsoft.com/office/word/2015/wordml/symex" xmlns:wpg="http://schemas.microsoft.com/office/word/2010/wordprocessingGroup" xmlns:wpi="http://schemas.microsoft.com/office/word/2010/wordprocessingInk" xmlns:wne="http://schemas.microsoft.com/office/word/2006/wordml" xmlns:wps="http://schemas.microsoft.com/office/word/2010/wordprocessingShape" mc:Ignorable="w14 w15 w16se w16cid w16 w16cex w16sdtdh w16sdtfl w16du wp14">
+<w:numbering xmlns:wpc="http://schemas.microsoft.com/office/word/2010/wordprocessingCanvas" xmlns:cx="http://schemas.microsoft.com/office/drawing/2014/chartex" xmlns:cx1="http://schemas.microsoft.com/office/drawing/2015/9/8/chartex" xmlns:cx2="http://schemas.microsoft.com/office/drawing/2015/10/21/chartex" xmlns:cx3="http://schemas.microsoft.com/office/drawing/2016/5/9/chartex" xmlns:cx4="http://schemas.microsoft.com/office/drawing/2016/5/10/chartex" xmlns:cx5="http://schemas.microsoft.com/office/drawing/2016/5/11/chartex" xmlns:cx6="http://schemas.microsoft.com/office/drawing/2016/5/12/chartex" xmlns:cx7="http://schemas.microsoft.com/office/drawing/2016/5/13/chartex" xmlns:cx8="http://schemas.microsoft.com/office/drawing/2016/5/14/chartex" xmlns:mc="http://schemas.openxmlformats.org/markup-compatibility/2006" xmlns:m="http://schemas.openxmlformats.org/officeDocument/2006/math" xmlns:aink="http://schemas.microsoft.com/office/drawing/2016/ink" xmlns:am3d="http://schemas.microsoft.com/office/drawing/2017/model3d" xmlns:oel="http://schemas.microsoft.com/office/2019/extlst" xmlns:r="http://schemas.openxmlformats.org/officeDocument/2006/relationships" xmlns:wp14="http://schemas.microsoft.com/office/word/2010/wordprocessingDrawing" xmlns:wp="http://schemas.openxmlformats.org/drawingml/2006/wordprocessingDrawing" xmlns:wpg="http://schemas.microsoft.com/office/word/2010/wordprocessingGroup" xmlns:wpi="http://schemas.microsoft.com/office/word/2010/wordprocessingInk" xmlns:wps="http://schemas.microsoft.com/office/word/2010/wordprocessingShape" xmlns:o="urn:schemas-microsoft-com:office:office" xmlns:v="urn:schemas-microsoft-com:vml" xmlns:w10="urn:schemas-microsoft-com:office:word" xmlns:w="http://schemas.openxmlformats.org/wordprocessingml/2006/main" xmlns:w14="http://schemas.microsoft.com/office/word/2010/wordml" xmlns:w15="http://schemas.microsoft.com/office/word/2012/wordml" xmlns:w16cei="http://schemas.microsoft.com/office/word/2026/wordml/cei" xmlns:w16cex="http://schemas.microsoft.com/office/word/2018/wordml/cex" xmlns:w16cid="http://schemas.microsoft.com/office/word/2016/wordml/cid" xmlns:w16="http://schemas.microsoft.com/office/word/2018/wordml" xmlns:w16sdtdh="http://schemas.microsoft.com/office/word/2020/wordml/sdtdatahash" xmlns:w16sdtfl="http://schemas.microsoft.com/office/word/2024/wordml/sdtformatlock" xmlns:w16se="http://schemas.microsoft.com/office/word/2015/wordml/symex" xmlns:w16du="http://schemas.microsoft.com/office/word/2023/wordml/word16du" xmlns:wne="http://schemas.microsoft.com/office/word/2006/wordml" mc:Ignorable="w14 w15 w16se w16cid w16 w16cex w16sdtdh w16sdtfl w16du wp14">
   <w:abstractNum w:abstractNumId="0" w15:restartNumberingAfterBreak="0">
     <w:nsid w:val="FFFFFF1D"/>
     <w:multiLevelType w:val="multilevel"/>
@@ -5216,7 +5274,7 @@
 </file>
 
 <file path=word/styles.xml><?xml version="1.0" encoding="utf-8"?>
-<w:styles xmlns:mc="http://schemas.openxmlformats.org/markup-compatibility/2006" xmlns:r="http://schemas.openxmlformats.org/officeDocument/2006/relationships" xmlns:w="http://schemas.openxmlformats.org/wordprocessingml/2006/main" xmlns:w14="http://schemas.microsoft.com/office/word/2010/wordml" xmlns:w15="http://schemas.microsoft.com/office/word/2012/wordml" xmlns:w16cex="http://schemas.microsoft.com/office/word/2018/wordml/cex" xmlns:w16cid="http://schemas.microsoft.com/office/word/2016/wordml/cid" xmlns:w16="http://schemas.microsoft.com/office/word/2018/wordml" xmlns:w16du="http://schemas.microsoft.com/office/word/2023/wordml/word16du" xmlns:w16sdtdh="http://schemas.microsoft.com/office/word/2020/wordml/sdtdatahash" xmlns:w16sdtfl="http://schemas.microsoft.com/office/word/2024/wordml/sdtformatlock" xmlns:w16se="http://schemas.microsoft.com/office/word/2015/wordml/symex" mc:Ignorable="w14 w15 w16se w16cid w16 w16cex w16sdtdh w16sdtfl w16du">
+<w:styles xmlns:mc="http://schemas.openxmlformats.org/markup-compatibility/2006" xmlns:r="http://schemas.openxmlformats.org/officeDocument/2006/relationships" xmlns:w="http://schemas.openxmlformats.org/wordprocessingml/2006/main" xmlns:w14="http://schemas.microsoft.com/office/word/2010/wordml" xmlns:w15="http://schemas.microsoft.com/office/word/2012/wordml" xmlns:w16cex="http://schemas.microsoft.com/office/word/2018/wordml/cex" xmlns:w16cid="http://schemas.microsoft.com/office/word/2016/wordml/cid" xmlns:w16="http://schemas.microsoft.com/office/word/2018/wordml" xmlns:w16sdtdh="http://schemas.microsoft.com/office/word/2020/wordml/sdtdatahash" xmlns:w16sdtfl="http://schemas.microsoft.com/office/word/2024/wordml/sdtformatlock" xmlns:w16se="http://schemas.microsoft.com/office/word/2015/wordml/symex" xmlns:w16du="http://schemas.microsoft.com/office/word/2023/wordml/word16du" mc:Ignorable="w14 w15 w16se w16cid w16 w16cex w16sdtdh w16sdtfl w16du">
   <w:docDefaults>
     <w:rPrDefault>
       <w:rPr>

--- a/src/content/bios/Myrdal-G 2014.docx
+++ b/src/content/bios/Myrdal-G 2014.docx
@@ -146,14 +146,13 @@
       <w:r>
         <w:rPr>
           <w:rFonts w:eastAsia="Times New Roman" w:cs="Times New Roman"/>
-          <w:noProof/>
           <w:lang w:val="en-GB"/>
         </w:rPr>
         <w:drawing>
-          <wp:inline distT="0" distB="0" distL="0" distR="0" wp14:anchorId="1D859D9A" wp14:editId="00D7CCE8">
-            <wp:extent cx="1987795" cy="2482896"/>
-            <wp:effectExtent l="0" t="0" r="6350" b="0"/>
-            <wp:docPr id="1266503874" name="Afbeelding 1"/>
+          <wp:inline distT="0" distB="0" distL="0" distR="0" wp14:anchorId="2FF78639" wp14:editId="2BF58517">
+            <wp:extent cx="3051604" cy="3213100"/>
+            <wp:effectExtent l="0" t="0" r="0" b="0"/>
+            <wp:docPr id="1343899374" name="Afbeelding 1"/>
             <wp:cNvGraphicFramePr>
               <a:graphicFrameLocks xmlns:a="http://schemas.openxmlformats.org/drawingml/2006/main" noChangeAspect="1"/>
             </wp:cNvGraphicFramePr>
@@ -161,17 +160,11 @@
               <a:graphicData uri="http://schemas.openxmlformats.org/drawingml/2006/picture">
                 <pic:pic xmlns:pic="http://schemas.openxmlformats.org/drawingml/2006/picture">
                   <pic:nvPicPr>
-                    <pic:cNvPr id="1266503874" name="Afbeelding 1266503874"/>
+                    <pic:cNvPr id="1343899374" name=""/>
                     <pic:cNvPicPr/>
                   </pic:nvPicPr>
                   <pic:blipFill>
-                    <a:blip r:embed="rId7">
-                      <a:extLst>
-                        <a:ext uri="{28A0092B-C50C-407E-A947-70E740481C1C}">
-                          <a14:useLocalDpi xmlns:a14="http://schemas.microsoft.com/office/drawing/2010/main" val="0"/>
-                        </a:ext>
-                      </a:extLst>
-                    </a:blip>
+                    <a:blip r:embed="rId7"/>
                     <a:stretch>
                       <a:fillRect/>
                     </a:stretch>
@@ -179,7 +172,7 @@
                   <pic:spPr>
                     <a:xfrm>
                       <a:off x="0" y="0"/>
-                      <a:ext cx="2014886" cy="2516735"/>
+                      <a:ext cx="3091498" cy="3255105"/>
                     </a:xfrm>
                     <a:prstGeom prst="rect">
                       <a:avLst/>
@@ -212,23 +205,14 @@
           <w:rFonts w:cs="Times New Roman"/>
           <w:lang w:val="en-GB"/>
         </w:rPr>
-        <w:t xml:space="preserve">Myrdal, 30 January 1964, Uppsala Bild / </w:t>
-      </w:r>
-      <w:proofErr w:type="spellStart"/>
+        <w:t xml:space="preserve">Myrdal, </w:t>
+      </w:r>
       <w:r>
         <w:rPr>
           <w:rFonts w:cs="Times New Roman"/>
           <w:lang w:val="en-GB"/>
         </w:rPr>
-        <w:t>Upplandsmuseet</w:t>
-      </w:r>
-      <w:proofErr w:type="spellEnd"/>
-      <w:r>
-        <w:rPr>
-          <w:rFonts w:cs="Times New Roman"/>
-          <w:lang w:val="en-GB"/>
-        </w:rPr>
-        <w:t>, Uppsala-Bild</w:t>
+        <w:t>2 May 1949, Geneva, Photo UN7504111, Photographer Eric Schwab</w:t>
       </w:r>
     </w:p>
     <w:p>
@@ -359,7 +343,15 @@
           <w:color w:val="000000"/>
           <w:lang w:val="en-GB"/>
         </w:rPr>
-        <w:t xml:space="preserve"> later criticized econometrics because of its obsession with economic growth and its ignorance of the distribution of wealth. He then obtained a Rockefeller travelling fellowship for the United States (US), where he was during the Wall Street crash of October 1929. This economic event </w:t>
+        <w:t xml:space="preserve"> later criticized econometrics because of its obsession with economic growth and its ignorance </w:t>
+      </w:r>
+      <w:r>
+        <w:rPr>
+          <w:color w:val="000000"/>
+          <w:lang w:val="en-GB"/>
+        </w:rPr>
+        <w:lastRenderedPageBreak/>
+        <w:t xml:space="preserve">of the distribution of wealth. He then obtained a Rockefeller travelling fellowship for the United States (US), where he was during the Wall Street crash of October 1929. This economic event </w:t>
       </w:r>
       <w:r>
         <w:rPr>
@@ -420,15 +412,7 @@
           <w:color w:val="000000"/>
           <w:lang w:val="en-GB"/>
         </w:rPr>
-        <w:t xml:space="preserve">. When </w:t>
-      </w:r>
-      <w:r>
-        <w:rPr>
-          <w:color w:val="000000"/>
-          <w:lang w:val="en-GB"/>
-        </w:rPr>
-        <w:lastRenderedPageBreak/>
-        <w:t xml:space="preserve">Myrdal returned to Europe in 1930, he became associate professor at the Graduate Institute of International Studies in Geneva for one year. His wife Alva had travelled with him to the US, where she had studied early education and American experimental teaching schools, and to Geneva, where she studied social psychology at the University of Geneva. After graduating from the University of Uppsala in 1934 she worked as a teacher and pedagogue, developing theories regarding childcare. Myrdal and his wife were interested in population planning and reflected on the world’s population crisis. Their book </w:t>
+        <w:t xml:space="preserve">. When Myrdal returned to Europe in 1930, he became associate professor at the Graduate Institute of International Studies in Geneva for one year. His wife Alva had travelled with him to the US, where she had studied early education and American experimental teaching schools, and to Geneva, where she studied social psychology at the University of Geneva. After graduating from the University of Uppsala in 1934 she worked as a teacher and pedagogue, developing theories regarding childcare. Myrdal and his wife were interested in population planning and reflected on the world’s population crisis. Their book </w:t>
       </w:r>
       <w:r>
         <w:rPr>
@@ -845,7 +829,7 @@
           <w:color w:val="000000"/>
           <w:lang w:val="en-GB"/>
         </w:rPr>
-        <w:t xml:space="preserve"> 1941), in which they praised American democratic institutions as a counterweight to National Socialist ideas. When Myrdal and his wife were living in Princeton, Alexander Loveday, head of the Princeton Mission of the League of Nations, asked him to participate in a study on the transition from war to peace economy, but Myrdal declined. He returned to Sweden in 1942. After the end of the war in 1945 Myrdal headed a committee that drafted the Social-Democratic postwar programme for Sweden and returned to Parliament. He also became a </w:t>
+        <w:t xml:space="preserve"> 1941), in which they praised American democratic institutions as a counterweight to National Socialist ideas. When Myrdal and his wife were living in Princeton, Alexander </w:t>
       </w:r>
       <w:r>
         <w:rPr>
@@ -853,7 +837,7 @@
           <w:lang w:val="en-GB"/>
         </w:rPr>
         <w:lastRenderedPageBreak/>
-        <w:t xml:space="preserve">member of the board of directors of the Swedish central bank, chairman of the Swedish Planning Commission and served as Sweden’s Minister of Commerce from 1945 to 1947. During this </w:t>
+        <w:t xml:space="preserve">Loveday, head of the Princeton Mission of the League of Nations, asked him to participate in a study on the transition from war to peace economy, but Myrdal declined. He returned to Sweden in 1942. After the end of the war in 1945 Myrdal headed a committee that drafted the Social-Democratic postwar programme for Sweden and returned to Parliament. He also became a member of the board of directors of the Swedish central bank, chairman of the Swedish Planning Commission and served as Sweden’s Minister of Commerce from 1945 to 1947. During this </w:t>
       </w:r>
       <w:proofErr w:type="gramStart"/>
       <w:r>
@@ -1158,7 +1142,14 @@
         <w:rPr>
           <w:lang w:val="en-GB"/>
         </w:rPr>
-        <w:t xml:space="preserve"> in 1948, which furnished statistics on the economic situation in Europe. The publication was established independently from national governments, which did not have the right to modify the report. With the </w:t>
+        <w:t xml:space="preserve"> in 1948, which furnished statistics on the economic situation in Europe. The publication was established </w:t>
+      </w:r>
+      <w:r>
+        <w:rPr>
+          <w:lang w:val="en-GB"/>
+        </w:rPr>
+        <w:lastRenderedPageBreak/>
+        <w:t xml:space="preserve">independently from national governments, which did not have the right to modify the report. With the </w:t>
       </w:r>
       <w:r>
         <w:rPr>
@@ -1184,14 +1175,7 @@
         <w:rPr>
           <w:lang w:val="en-GB"/>
         </w:rPr>
-        <w:t xml:space="preserve">, prepared by Ingvar Svennilson of Stockholm University and published with the financial aid of the Rockefeller </w:t>
-      </w:r>
-      <w:r>
-        <w:rPr>
-          <w:lang w:val="en-GB"/>
-        </w:rPr>
-        <w:lastRenderedPageBreak/>
-        <w:t xml:space="preserve">Foundation. </w:t>
+        <w:t xml:space="preserve">, prepared by Ingvar Svennilson of Stockholm University and published with the financial aid of the Rockefeller Foundation. </w:t>
       </w:r>
       <w:r>
         <w:rPr>
@@ -1599,7 +1583,16 @@
           <w:color w:val="000000"/>
           <w:lang w:val="en-GB"/>
         </w:rPr>
-        <w:t xml:space="preserve">promoting an early preoccupation with the environment, </w:t>
+        <w:t xml:space="preserve">promoting an early preoccupation with the </w:t>
+      </w:r>
+      <w:r>
+        <w:rPr>
+          <w:bCs/>
+          <w:color w:val="000000"/>
+          <w:lang w:val="en-GB"/>
+        </w:rPr>
+        <w:lastRenderedPageBreak/>
+        <w:t xml:space="preserve">environment, </w:t>
       </w:r>
       <w:r>
         <w:rPr>
@@ -1633,16 +1626,7 @@
           <w:color w:val="000000"/>
           <w:lang w:val="en-GB"/>
         </w:rPr>
-        <w:t xml:space="preserve"> meeting on waterways in 1955. The organization’s actions remained sensitive as well. An ECE study of the price of oil in Europe initiated in the mid-1950s provoked opposition from big oil companies, with the US, the UK and the Netherlands pressuring UN Secretary-General Dag Hammarskjöld to prevent </w:t>
-      </w:r>
-      <w:r>
-        <w:rPr>
-          <w:bCs/>
-          <w:color w:val="000000"/>
-          <w:lang w:val="en-GB"/>
-        </w:rPr>
-        <w:lastRenderedPageBreak/>
-        <w:t xml:space="preserve">the report’s publication. Hammarskjöld successfully asked Myrdal not to distribute </w:t>
+        <w:t xml:space="preserve"> meeting on waterways in 1955. The organization’s actions remained sensitive as well. An ECE study of the price of oil in Europe initiated in the mid-1950s provoked opposition from big oil companies, with the US, the UK and the Netherlands pressuring UN Secretary-General Dag Hammarskjöld to prevent the report’s publication. Hammarskjöld successfully asked Myrdal not to distribute </w:t>
       </w:r>
       <w:r>
         <w:rPr>
@@ -2034,7 +2018,15 @@
           <w:color w:val="000000"/>
           <w:lang w:val="en-GB"/>
         </w:rPr>
-        <w:t xml:space="preserve">, which at the time proved visionary. David Wightman (1956: 256-257), who analysed the work of the ECE, wrote about Myrdal that it </w:t>
+        <w:t xml:space="preserve">, which at the time proved visionary. David Wightman (1956: 256-257), who analysed </w:t>
+      </w:r>
+      <w:r>
+        <w:rPr>
+          <w:color w:val="000000"/>
+          <w:lang w:val="en-GB"/>
+        </w:rPr>
+        <w:lastRenderedPageBreak/>
+        <w:t xml:space="preserve">the work of the ECE, wrote about Myrdal that it </w:t>
       </w:r>
       <w:r>
         <w:rPr>
@@ -2078,15 +2070,7 @@
           <w:color w:val="000000"/>
           <w:lang w:val="en-GB"/>
         </w:rPr>
-        <w:t xml:space="preserve"> and temperamental, a voluble talker …, he is a man of ideas and intensity, has great intellectual integrity and preserves a highly objective atmosphere within the organisation’. Wightman calls him </w:t>
-      </w:r>
-      <w:r>
-        <w:rPr>
-          <w:color w:val="000000"/>
-          <w:lang w:val="en-GB"/>
-        </w:rPr>
-        <w:lastRenderedPageBreak/>
-        <w:t>politically courageous and apparently a good judge of a long-run political situation. He mentions Myrdal’s belief that facts are the greatest persuaders and that Myrdal repeatedly confronted governments with facts, no matter how unpleasant these might be. Myrdal was unwilling to remain silent when he believed that wrong decisions were being made. This policy of toughness and independence won Myrdal the respect of most member governments</w:t>
+        <w:t xml:space="preserve"> and temperamental, a voluble talker …, he is a man of ideas and intensity, has great intellectual integrity and preserves a highly objective atmosphere within the organisation’. Wightman calls him politically courageous and apparently a good judge of a long-run political situation. He mentions Myrdal’s belief that facts are the greatest persuaders and that Myrdal repeatedly confronted governments with facts, no matter how unpleasant these might be. Myrdal was unwilling to remain silent when he believed that wrong decisions were being made. This policy of toughness and independence won Myrdal the respect of most member governments</w:t>
       </w:r>
       <w:r>
         <w:rPr>
@@ -3505,7 +3489,17 @@
           <w:color w:val="000000"/>
           <w:lang w:val="en-GB"/>
         </w:rPr>
-        <w:t>The United Nations Economic Commission for Europe: The Beginning of a History</w:t>
+        <w:t xml:space="preserve">The United Nations Economic Commission for Europe: The </w:t>
+      </w:r>
+      <w:r>
+        <w:rPr>
+          <w:i/>
+          <w:iCs/>
+          <w:color w:val="000000"/>
+          <w:lang w:val="en-GB"/>
+        </w:rPr>
+        <w:lastRenderedPageBreak/>
+        <w:t>Beginning of a History</w:t>
       </w:r>
       <w:r>
         <w:rPr>
@@ -3592,17 +3586,7 @@
           <w:color w:val="000000"/>
           <w:lang w:val="en-GB"/>
         </w:rPr>
-        <w:t xml:space="preserve">Gunnar Myrdal and America’s Conscience: Social Engineering and Racial </w:t>
-      </w:r>
-      <w:r>
-        <w:rPr>
-          <w:bCs/>
-          <w:i/>
-          <w:color w:val="000000"/>
-          <w:lang w:val="en-GB"/>
-        </w:rPr>
-        <w:lastRenderedPageBreak/>
-        <w:t>Liberalism, 1938-1987</w:t>
+        <w:t>Gunnar Myrdal and America’s Conscience: Social Engineering and Racial Liberalism, 1938-1987</w:t>
       </w:r>
       <w:r>
         <w:rPr>
